--- a/LAB8/11CNPM1_Lab8_1150080023_NguyenHoangKy.docx
+++ b/LAB8/11CNPM1_Lab8_1150080023_NguyenHoangKy.docx
@@ -18,15 +18,18 @@
         </w:rPr>
         <w:t xml:space="preserve"> video: </w:t>
       </w:r>
-      <w:hyperlink r:id="rId4" w:history="1">
-        <w:r>
-          <w:rPr>
-            <w:rStyle w:val="Hyperlink"/>
-            <w:lang w:val="vi-VN"/>
-          </w:rPr>
-          <w:t>https://youtu.be/S_r8dfMVIMU</w:t>
-        </w:r>
-      </w:hyperlink>
+      <w:r>
+        <w:rPr>
+          <w:lang w:val="vi-VN"/>
+        </w:rPr>
+        <w:t xml:space="preserve"> </w:t>
+      </w:r>
+      <w:r>
+        <w:rPr>
+          <w:lang w:val="vi-VN"/>
+        </w:rPr>
+        <w:t>https://youtu.be/e5ljaEQVQRQ</w:t>
+      </w:r>
     </w:p>
     <w:p>
       <w:pPr>
@@ -39,9 +42,9 @@
           <w:lang w:val="vi-VN"/>
         </w:rPr>
         <w:drawing>
-          <wp:inline distT="0" distB="0" distL="0" distR="0" wp14:anchorId="63388C56" wp14:editId="44426AD6">
-            <wp:extent cx="5943600" cy="3160395"/>
-            <wp:effectExtent l="0" t="0" r="0" b="1905"/>
+          <wp:inline distT="0" distB="0" distL="0" distR="0" wp14:anchorId="539E4517" wp14:editId="0A9EF7DE">
+            <wp:extent cx="5943600" cy="2603500"/>
+            <wp:effectExtent l="0" t="0" r="0" b="6350"/>
             <wp:docPr id="1" name="Picture 1"/>
             <wp:cNvGraphicFramePr>
               <a:graphicFrameLocks xmlns:a="http://schemas.openxmlformats.org/drawingml/2006/main" noChangeAspect="1"/>
@@ -54,7 +57,7 @@
                     <pic:cNvPicPr/>
                   </pic:nvPicPr>
                   <pic:blipFill>
-                    <a:blip r:embed="rId5"/>
+                    <a:blip r:embed="rId4"/>
                     <a:stretch>
                       <a:fillRect/>
                     </a:stretch>
@@ -62,7 +65,7 @@
                   <pic:spPr>
                     <a:xfrm>
                       <a:off x="0" y="0"/>
-                      <a:ext cx="5943600" cy="3160395"/>
+                      <a:ext cx="5943600" cy="2603500"/>
                     </a:xfrm>
                     <a:prstGeom prst="rect">
                       <a:avLst/>
@@ -81,46 +84,6 @@
           <w:lang w:val="vi-VN"/>
         </w:rPr>
       </w:pPr>
-      <w:r>
-        <w:rPr>
-          <w:lang w:val="vi-VN"/>
-        </w:rPr>
-        <w:drawing>
-          <wp:inline distT="0" distB="0" distL="0" distR="0" wp14:anchorId="4CB284C4" wp14:editId="4054EB61">
-            <wp:extent cx="5943600" cy="3141980"/>
-            <wp:effectExtent l="0" t="0" r="0" b="1270"/>
-            <wp:docPr id="2" name="Picture 2"/>
-            <wp:cNvGraphicFramePr>
-              <a:graphicFrameLocks xmlns:a="http://schemas.openxmlformats.org/drawingml/2006/main" noChangeAspect="1"/>
-            </wp:cNvGraphicFramePr>
-            <a:graphic xmlns:a="http://schemas.openxmlformats.org/drawingml/2006/main">
-              <a:graphicData uri="http://schemas.openxmlformats.org/drawingml/2006/picture">
-                <pic:pic xmlns:pic="http://schemas.openxmlformats.org/drawingml/2006/picture">
-                  <pic:nvPicPr>
-                    <pic:cNvPr id="1" name=""/>
-                    <pic:cNvPicPr/>
-                  </pic:nvPicPr>
-                  <pic:blipFill>
-                    <a:blip r:embed="rId6"/>
-                    <a:stretch>
-                      <a:fillRect/>
-                    </a:stretch>
-                  </pic:blipFill>
-                  <pic:spPr>
-                    <a:xfrm>
-                      <a:off x="0" y="0"/>
-                      <a:ext cx="5943600" cy="3141980"/>
-                    </a:xfrm>
-                    <a:prstGeom prst="rect">
-                      <a:avLst/>
-                    </a:prstGeom>
-                  </pic:spPr>
-                </pic:pic>
-              </a:graphicData>
-            </a:graphic>
-          </wp:inline>
-        </w:drawing>
-      </w:r>
     </w:p>
     <w:p>
       <w:pPr>
@@ -128,47 +91,6 @@
           <w:lang w:val="vi-VN"/>
         </w:rPr>
       </w:pPr>
-      <w:r>
-        <w:rPr>
-          <w:lang w:val="vi-VN"/>
-        </w:rPr>
-        <w:lastRenderedPageBreak/>
-        <w:drawing>
-          <wp:inline distT="0" distB="0" distL="0" distR="0" wp14:anchorId="7A4C53CF" wp14:editId="6CEA3F4A">
-            <wp:extent cx="5943600" cy="3163570"/>
-            <wp:effectExtent l="0" t="0" r="0" b="0"/>
-            <wp:docPr id="3" name="Picture 3"/>
-            <wp:cNvGraphicFramePr>
-              <a:graphicFrameLocks xmlns:a="http://schemas.openxmlformats.org/drawingml/2006/main" noChangeAspect="1"/>
-            </wp:cNvGraphicFramePr>
-            <a:graphic xmlns:a="http://schemas.openxmlformats.org/drawingml/2006/main">
-              <a:graphicData uri="http://schemas.openxmlformats.org/drawingml/2006/picture">
-                <pic:pic xmlns:pic="http://schemas.openxmlformats.org/drawingml/2006/picture">
-                  <pic:nvPicPr>
-                    <pic:cNvPr id="1" name=""/>
-                    <pic:cNvPicPr/>
-                  </pic:nvPicPr>
-                  <pic:blipFill>
-                    <a:blip r:embed="rId7"/>
-                    <a:stretch>
-                      <a:fillRect/>
-                    </a:stretch>
-                  </pic:blipFill>
-                  <pic:spPr>
-                    <a:xfrm>
-                      <a:off x="0" y="0"/>
-                      <a:ext cx="5943600" cy="3163570"/>
-                    </a:xfrm>
-                    <a:prstGeom prst="rect">
-                      <a:avLst/>
-                    </a:prstGeom>
-                  </pic:spPr>
-                </pic:pic>
-              </a:graphicData>
-            </a:graphic>
-          </wp:inline>
-        </w:drawing>
-      </w:r>
     </w:p>
     <w:p>
       <w:pPr>
@@ -176,46 +98,13 @@
           <w:lang w:val="vi-VN"/>
         </w:rPr>
       </w:pPr>
-      <w:r>
-        <w:rPr>
-          <w:lang w:val="vi-VN"/>
-        </w:rPr>
-        <w:drawing>
-          <wp:inline distT="0" distB="0" distL="0" distR="0" wp14:anchorId="28F5D4F5" wp14:editId="4776B10E">
-            <wp:extent cx="5943600" cy="3151505"/>
-            <wp:effectExtent l="0" t="0" r="0" b="0"/>
-            <wp:docPr id="4" name="Picture 4"/>
-            <wp:cNvGraphicFramePr>
-              <a:graphicFrameLocks xmlns:a="http://schemas.openxmlformats.org/drawingml/2006/main" noChangeAspect="1"/>
-            </wp:cNvGraphicFramePr>
-            <a:graphic xmlns:a="http://schemas.openxmlformats.org/drawingml/2006/main">
-              <a:graphicData uri="http://schemas.openxmlformats.org/drawingml/2006/picture">
-                <pic:pic xmlns:pic="http://schemas.openxmlformats.org/drawingml/2006/picture">
-                  <pic:nvPicPr>
-                    <pic:cNvPr id="1" name=""/>
-                    <pic:cNvPicPr/>
-                  </pic:nvPicPr>
-                  <pic:blipFill>
-                    <a:blip r:embed="rId8"/>
-                    <a:stretch>
-                      <a:fillRect/>
-                    </a:stretch>
-                  </pic:blipFill>
-                  <pic:spPr>
-                    <a:xfrm>
-                      <a:off x="0" y="0"/>
-                      <a:ext cx="5943600" cy="3151505"/>
-                    </a:xfrm>
-                    <a:prstGeom prst="rect">
-                      <a:avLst/>
-                    </a:prstGeom>
-                  </pic:spPr>
-                </pic:pic>
-              </a:graphicData>
-            </a:graphic>
-          </wp:inline>
-        </w:drawing>
-      </w:r>
+    </w:p>
+    <w:p>
+      <w:pPr>
+        <w:rPr>
+          <w:lang w:val="vi-VN"/>
+        </w:rPr>
+      </w:pPr>
     </w:p>
     <w:p>
       <w:pPr>
